--- a/output/docx/en/BUFR_TableD_en_03.docx
+++ b/output/docx/en/BUFR_TableD_en_03.docx
@@ -17481,7 +17481,7 @@
                 <w:b w:val="0"/>
                 <w:sz w:val="16"/>
               </w:rPr>
-              <w:t>Note 80: For a discussion of 'Forecast indices from ground-based microwave radiometers for operational meteorology' see: https://doi.org/10.5194/amt-8-315-2015.</w:t>
+              <w:t>Note D80: For a discussion of 'Forecast indices from ground-based microwave radiometers for operational meteorology' see: https://doi.org/10.5194/amt-8-315-2015.</w:t>
             </w:r>
           </w:p>
         </w:tc>
@@ -18207,7 +18207,7 @@
           <w:i/>
           <w:sz w:val="14"/>
         </w:rPr>
-        <w:t>Note 15: Descriptors 3 03 021 to 3 03 027 are not available in CREX.</w:t>
+        <w:t>Note D15: Descriptors 3 03 021 to 3 03 027 are not available in CREX.</w:t>
       </w:r>
     </w:p>
     <w:p>
@@ -18217,7 +18217,7 @@
           <w:i/>
           <w:sz w:val="14"/>
         </w:rPr>
-        <w:t>Note 34: Latitude displacement 0 05 015 in the sequence represents the latitude offset from the latitude of the launch site. Longitude displacement 0 06 015 in the sequence represents the longitude offset from the longitude of the launch site.</w:t>
+        <w:t>Note D34: Latitude displacement 0 05 015 in the sequence represents the latitude offset from the latitude of the launch site. Longitude displacement 0 06 015 in the sequence represents the longitude offset from the longitude of the launch site.</w:t>
       </w:r>
     </w:p>
     <w:p>
@@ -18227,7 +18227,7 @@
           <w:i/>
           <w:sz w:val="14"/>
         </w:rPr>
-        <w:t>Note 35: Long time displacement 0 04 086 in the sequence represents the time offset from the launch time 3 01 013 (in seconds).</w:t>
+        <w:t>Note D35: Long time displacement 0 04 086 in the sequence represents the time offset from the launch time 3 01 013 (in seconds).</w:t>
       </w:r>
     </w:p>
     <w:sectPr>
